--- a/dokumen/Alur-Kerja-Panitia.docx
+++ b/dokumen/Alur-Kerja-Panitia.docx
@@ -333,7 +333,7 @@
                 <w:sz w:val="16"/>
                 <w:szCs w:val="16"/>
               </w:rPr>
-              <w:t xml:space="preserve">Kebutuhan sound system &amp; panggung</w:t>
+              <w:t xml:space="preserve">Kebutuhan sound system &amp; panggung (25 Sep)</w:t>
             </w:r>
           </w:p>
         </w:tc>
@@ -410,7 +410,7 @@
                 <w:sz w:val="16"/>
                 <w:szCs w:val="16"/>
               </w:rPr>
-              <w:t xml:space="preserve">Durasi tampil agar rundown tidak molor</w:t>
+              <w:t xml:space="preserve">Durasi tampil agar rundown 25 Sep tidak molor</w:t>
             </w:r>
           </w:p>
         </w:tc>
@@ -484,7 +484,7 @@
                 <w:sz w:val="16"/>
                 <w:szCs w:val="16"/>
               </w:rPr>
-              <w:t xml:space="preserve">Ketertiban &amp; kebersihan area stan</w:t>
+              <w:t xml:space="preserve">Ketertiban &amp; kebersihan area stan (25 Sep)</w:t>
             </w:r>
           </w:p>
         </w:tc>
@@ -511,7 +511,7 @@
                 <w:sz w:val="16"/>
                 <w:szCs w:val="16"/>
               </w:rPr>
-              <w:t xml:space="preserve">Dekorasi</w:t>
+              <w:t xml:space="preserve">Humas &amp; Dokumentasi</w:t>
             </w:r>
           </w:p>
         </w:tc>
@@ -561,7 +561,7 @@
                 <w:sz w:val="16"/>
                 <w:szCs w:val="16"/>
               </w:rPr>
-              <w:t xml:space="preserve">Waktu &amp; lokasi pemasangan dekorasi</w:t>
+              <w:t xml:space="preserve">Transportasi &amp; logistik Kombel ke Pantai Amal (26 Sep)</w:t>
             </w:r>
           </w:p>
         </w:tc>
@@ -635,7 +635,7 @@
                 <w:sz w:val="16"/>
                 <w:szCs w:val="16"/>
               </w:rPr>
-              <w:t xml:space="preserve">Waktu penyajian sesuai rundown</w:t>
+              <w:t xml:space="preserve">Kotak kue ulang tahun untuk SD 041 &amp; SMP SNT, dan bungkus tumpeng untuk guru (28 Sep)</w:t>
             </w:r>
           </w:p>
         </w:tc>
@@ -712,7 +712,7 @@
                 <w:sz w:val="16"/>
                 <w:szCs w:val="16"/>
               </w:rPr>
-              <w:t xml:space="preserve">Surat-menyurat &amp; dokumentasi kegiatan</w:t>
+              <w:t xml:space="preserve">Surat-menyurat, undangan sekolah tamu &amp; dokumentasi</w:t>
             </w:r>
           </w:p>
         </w:tc>
@@ -786,7 +786,7 @@
                 <w:sz w:val="16"/>
                 <w:szCs w:val="16"/>
               </w:rPr>
-              <w:t xml:space="preserve">Kesiapan darurat &amp; pengaturan lokasi</w:t>
+              <w:t xml:space="preserve">Kesiapan darurat &amp; pengaturan lokasi tiap hari pelaksanaan</w:t>
             </w:r>
           </w:p>
         </w:tc>
@@ -915,7 +915,7 @@
                 <w:sz w:val="16"/>
                 <w:szCs w:val="16"/>
               </w:rPr>
-              <w:t xml:space="preserve">31 Agu (H-14)</w:t>
+              <w:t xml:space="preserve">1 Sep</w:t>
             </w:r>
           </w:p>
         </w:tc>
@@ -939,7 +939,7 @@
                 <w:sz w:val="16"/>
                 <w:szCs w:val="16"/>
               </w:rPr>
-              <w:t xml:space="preserve">Rapat Pembentukan &amp; Sosialisasi Panitia</w:t>
+              <w:t xml:space="preserve">Rapat Bersama Guru — Pembagian SK, Alur Kerja &amp; Kesepakatan</w:t>
             </w:r>
           </w:p>
         </w:tc>
@@ -966,7 +966,7 @@
                 <w:sz w:val="16"/>
                 <w:szCs w:val="16"/>
               </w:rPr>
-              <w:t xml:space="preserve">3 Sep (H-11)</w:t>
+              <w:t xml:space="preserve">menyusul</w:t>
             </w:r>
           </w:p>
         </w:tc>
@@ -991,7 +991,7 @@
                 <w:sz w:val="16"/>
                 <w:szCs w:val="16"/>
               </w:rPr>
-              <w:t xml:space="preserve">Rapat Koordinasi I — Proposal, RAB &amp; Rundown</w:t>
+              <w:t xml:space="preserve">Rapat Koordinasi Lanjutan (teknis per seksi, sebelum 25 Sep)</w:t>
             </w:r>
           </w:p>
         </w:tc>
@@ -1017,7 +1017,7 @@
                 <w:sz w:val="16"/>
                 <w:szCs w:val="16"/>
               </w:rPr>
-              <w:t xml:space="preserve">4–5 Sep (H-10/9)</w:t>
+              <w:t xml:space="preserve">25 Sep</w:t>
             </w:r>
           </w:p>
         </w:tc>
@@ -1041,7 +1041,7 @@
                 <w:sz w:val="16"/>
                 <w:szCs w:val="16"/>
               </w:rPr>
-              <w:t xml:space="preserve">Pengiriman Surat Undangan &amp; Edaran</w:t>
+              <w:t xml:space="preserve">Pelaksanaan — Fakultatif Siswa: Bazaar &amp; Pentas Seni</w:t>
             </w:r>
           </w:p>
         </w:tc>
@@ -1068,7 +1068,7 @@
                 <w:sz w:val="16"/>
                 <w:szCs w:val="16"/>
               </w:rPr>
-              <w:t xml:space="preserve">10 Sep (H-4)</w:t>
+              <w:t xml:space="preserve">26 Sep</w:t>
             </w:r>
           </w:p>
         </w:tc>
@@ -1093,7 +1093,7 @@
                 <w:sz w:val="16"/>
                 <w:szCs w:val="16"/>
               </w:rPr>
-              <w:t xml:space="preserve">Rapat Koordinasi II — Cek Kesiapan Teknis</w:t>
+              <w:t xml:space="preserve">Pelaksanaan — Kombel Guru ke Pantai Amal (siswa belajar dari rumah)</w:t>
             </w:r>
           </w:p>
         </w:tc>
@@ -1119,7 +1119,7 @@
                 <w:sz w:val="16"/>
                 <w:szCs w:val="16"/>
               </w:rPr>
-              <w:t xml:space="preserve">13 Sep (H-1)</w:t>
+              <w:t xml:space="preserve">28 Sep</w:t>
             </w:r>
           </w:p>
         </w:tc>
@@ -1143,7 +1143,7 @@
                 <w:sz w:val="16"/>
                 <w:szCs w:val="16"/>
               </w:rPr>
-              <w:t xml:space="preserve">Gladi Bersih</w:t>
+              <w:t xml:space="preserve">Pelaksanaan — KBM seperti biasa; Ceremonial Potong Tumpeng setelah upacara</w:t>
             </w:r>
           </w:p>
         </w:tc>
@@ -1170,7 +1170,7 @@
                 <w:sz w:val="16"/>
                 <w:szCs w:val="16"/>
               </w:rPr>
-              <w:t xml:space="preserve">14 Sep</w:t>
+              <w:t xml:space="preserve">menyusul</w:t>
             </w:r>
           </w:p>
         </w:tc>
@@ -1195,57 +1195,7 @@
                 <w:sz w:val="16"/>
                 <w:szCs w:val="16"/>
               </w:rPr>
-              <w:t xml:space="preserve">Pelaksanaan Hari-H</w:t>
-            </w:r>
-          </w:p>
-        </w:tc>
-      </w:tr>
-      <w:tr>
-        <w:tc>
-          <w:tcPr>
-            <w:tcW w:type="dxa" w:w="2200"/>
-            <w:tcMar>
-              <w:top w:type="dxa" w:w="40"/>
-              <w:left w:type="dxa" w:w="80"/>
-              <w:bottom w:type="dxa" w:w="40"/>
-              <w:right w:type="dxa" w:w="80"/>
-            </w:tcMar>
-            <w:vAlign w:val="center"/>
-          </w:tcPr>
-          <w:p>
-            <w:pPr>
-              <w:jc w:val="left"/>
-            </w:pPr>
-            <w:r>
-              <w:rPr>
-                <w:sz w:val="16"/>
-                <w:szCs w:val="16"/>
-              </w:rPr>
-              <w:t xml:space="preserve">17 Sep (H+3)</w:t>
-            </w:r>
-          </w:p>
-        </w:tc>
-        <w:tc>
-          <w:tcPr>
-            <w:tcW w:type="dxa" w:w="6826"/>
-            <w:tcMar>
-              <w:top w:type="dxa" w:w="40"/>
-              <w:left w:type="dxa" w:w="80"/>
-              <w:bottom w:type="dxa" w:w="40"/>
-              <w:right w:type="dxa" w:w="80"/>
-            </w:tcMar>
-            <w:vAlign w:val="center"/>
-          </w:tcPr>
-          <w:p>
-            <w:pPr>
-              <w:jc w:val="left"/>
-            </w:pPr>
-            <w:r>
-              <w:rPr>
-                <w:sz w:val="16"/>
-                <w:szCs w:val="16"/>
-              </w:rPr>
-              <w:t xml:space="preserve">Rapat Evaluasi &amp; Penyusunan LPJ</w:t>
+              <w:t xml:space="preserve">Rapat Evaluasi &amp; Penyusunan LPJ (setelah 28 Sep)</w:t>
             </w:r>
           </w:p>
         </w:tc>
@@ -1273,7 +1223,7 @@
           <w:sz w:val="20"/>
           <w:szCs w:val="20"/>
         </w:rPr>
-        <w:t xml:space="preserve">Alur Kerja Hari-H (14 September 2026)</w:t>
+        <w:t xml:space="preserve">Alur Kerja Hari Pelaksanaan (25, 26 &amp; 28 September 2026)</w:t>
       </w:r>
     </w:p>
     <w:tbl>
@@ -1289,8 +1239,8 @@
         </w:tblBorders>
       </w:tblPr>
       <w:tblGrid>
-        <w:gridCol w:w="2200"/>
-        <w:gridCol w:w="6826"/>
+        <w:gridCol w:w="3200"/>
+        <w:gridCol w:w="5826"/>
       </w:tblGrid>
       <w:tr>
         <w:trPr>
@@ -1298,7 +1248,7 @@
         </w:trPr>
         <w:tc>
           <w:tcPr>
-            <w:tcW w:type="dxa" w:w="2200"/>
+            <w:tcW w:type="dxa" w:w="3200"/>
             <w:shd w:fill="1F3864" w:color="auto" w:val="clear"/>
             <w:tcMar>
               <w:top w:type="dxa" w:w="40"/>
@@ -1320,13 +1270,13 @@
                 <w:sz w:val="16"/>
                 <w:szCs w:val="16"/>
               </w:rPr>
-              <w:t xml:space="preserve">Waktu (WITA)</w:t>
-            </w:r>
-          </w:p>
-        </w:tc>
-        <w:tc>
-          <w:tcPr>
-            <w:tcW w:type="dxa" w:w="6826"/>
+              <w:t xml:space="preserve">Hari / Waktu</w:t>
+            </w:r>
+          </w:p>
+        </w:tc>
+        <w:tc>
+          <w:tcPr>
+            <w:tcW w:type="dxa" w:w="5826"/>
             <w:shd w:fill="1F3864" w:color="auto" w:val="clear"/>
             <w:tcMar>
               <w:top w:type="dxa" w:w="40"/>
@@ -1356,49 +1306,49 @@
       <w:tr>
         <w:tc>
           <w:tcPr>
-            <w:tcW w:type="dxa" w:w="2200"/>
-            <w:tcMar>
-              <w:top w:type="dxa" w:w="40"/>
-              <w:left w:type="dxa" w:w="80"/>
-              <w:bottom w:type="dxa" w:w="40"/>
-              <w:right w:type="dxa" w:w="80"/>
-            </w:tcMar>
-            <w:vAlign w:val="center"/>
-          </w:tcPr>
-          <w:p>
-            <w:pPr>
-              <w:jc w:val="left"/>
-            </w:pPr>
-            <w:r>
-              <w:rPr>
-                <w:sz w:val="16"/>
-                <w:szCs w:val="16"/>
-              </w:rPr>
-              <w:t xml:space="preserve">06.30–07.30</w:t>
-            </w:r>
-          </w:p>
-        </w:tc>
-        <w:tc>
-          <w:tcPr>
-            <w:tcW w:type="dxa" w:w="6826"/>
-            <w:tcMar>
-              <w:top w:type="dxa" w:w="40"/>
-              <w:left w:type="dxa" w:w="80"/>
-              <w:bottom w:type="dxa" w:w="40"/>
-              <w:right w:type="dxa" w:w="80"/>
-            </w:tcMar>
-            <w:vAlign w:val="center"/>
-          </w:tcPr>
-          <w:p>
-            <w:pPr>
-              <w:jc w:val="left"/>
-            </w:pPr>
-            <w:r>
-              <w:rPr>
-                <w:sz w:val="16"/>
-                <w:szCs w:val="16"/>
-              </w:rPr>
-              <w:t xml:space="preserve">Persiapan &amp; Registrasi Tamu</w:t>
+            <w:tcW w:type="dxa" w:w="3200"/>
+            <w:tcMar>
+              <w:top w:type="dxa" w:w="40"/>
+              <w:left w:type="dxa" w:w="80"/>
+              <w:bottom w:type="dxa" w:w="40"/>
+              <w:right w:type="dxa" w:w="80"/>
+            </w:tcMar>
+            <w:vAlign w:val="center"/>
+          </w:tcPr>
+          <w:p>
+            <w:pPr>
+              <w:jc w:val="left"/>
+            </w:pPr>
+            <w:r>
+              <w:rPr>
+                <w:sz w:val="16"/>
+                <w:szCs w:val="16"/>
+              </w:rPr>
+              <w:t xml:space="preserve">Jumat, 25 Sep — Fakultatif Siswa</w:t>
+            </w:r>
+          </w:p>
+        </w:tc>
+        <w:tc>
+          <w:tcPr>
+            <w:tcW w:type="dxa" w:w="5826"/>
+            <w:tcMar>
+              <w:top w:type="dxa" w:w="40"/>
+              <w:left w:type="dxa" w:w="80"/>
+              <w:bottom w:type="dxa" w:w="40"/>
+              <w:right w:type="dxa" w:w="80"/>
+            </w:tcMar>
+            <w:vAlign w:val="center"/>
+          </w:tcPr>
+          <w:p>
+            <w:pPr>
+              <w:jc w:val="left"/>
+            </w:pPr>
+            <w:r>
+              <w:rPr>
+                <w:sz w:val="16"/>
+                <w:szCs w:val="16"/>
+              </w:rPr>
+              <w:t xml:space="preserve">Bazaar &amp; Pentas Seni (jadwal rinci menyusul dari Seksi Acara)</w:t>
             </w:r>
           </w:p>
         </w:tc>
@@ -1406,7 +1356,7 @@
       <w:tr>
         <w:tc>
           <w:tcPr>
-            <w:tcW w:type="dxa" w:w="2200"/>
+            <w:tcW w:type="dxa" w:w="3200"/>
             <w:shd w:fill="D9E2F3" w:color="auto" w:val="clear"/>
             <w:tcMar>
               <w:top w:type="dxa" w:w="40"/>
@@ -1425,13 +1375,13 @@
                 <w:sz w:val="16"/>
                 <w:szCs w:val="16"/>
               </w:rPr>
-              <w:t xml:space="preserve">07.30–09.00</w:t>
-            </w:r>
-          </w:p>
-        </w:tc>
-        <w:tc>
-          <w:tcPr>
-            <w:tcW w:type="dxa" w:w="6826"/>
+              <w:t xml:space="preserve">Sabtu, 26 Sep — Kombel Guru</w:t>
+            </w:r>
+          </w:p>
+        </w:tc>
+        <w:tc>
+          <w:tcPr>
+            <w:tcW w:type="dxa" w:w="5826"/>
             <w:shd w:fill="D9E2F3" w:color="auto" w:val="clear"/>
             <w:tcMar>
               <w:top w:type="dxa" w:w="40"/>
@@ -1450,7 +1400,7 @@
                 <w:sz w:val="16"/>
                 <w:szCs w:val="16"/>
               </w:rPr>
-              <w:t xml:space="preserve">Seremoni Pembukaan (MC, lagu, sambutan-sambutan)</w:t>
+              <w:t xml:space="preserve">Kegiatan Komunitas Belajar (Kombel) di Pantai Amal; siswa belajar dari rumah</w:t>
             </w:r>
           </w:p>
         </w:tc>
@@ -1458,49 +1408,49 @@
       <w:tr>
         <w:tc>
           <w:tcPr>
-            <w:tcW w:type="dxa" w:w="2200"/>
-            <w:tcMar>
-              <w:top w:type="dxa" w:w="40"/>
-              <w:left w:type="dxa" w:w="80"/>
-              <w:bottom w:type="dxa" w:w="40"/>
-              <w:right w:type="dxa" w:w="80"/>
-            </w:tcMar>
-            <w:vAlign w:val="center"/>
-          </w:tcPr>
-          <w:p>
-            <w:pPr>
-              <w:jc w:val="left"/>
-            </w:pPr>
-            <w:r>
-              <w:rPr>
-                <w:sz w:val="16"/>
-                <w:szCs w:val="16"/>
-              </w:rPr>
-              <w:t xml:space="preserve">09.00–09.20</w:t>
-            </w:r>
-          </w:p>
-        </w:tc>
-        <w:tc>
-          <w:tcPr>
-            <w:tcW w:type="dxa" w:w="6826"/>
-            <w:tcMar>
-              <w:top w:type="dxa" w:w="40"/>
-              <w:left w:type="dxa" w:w="80"/>
-              <w:bottom w:type="dxa" w:w="40"/>
-              <w:right w:type="dxa" w:w="80"/>
-            </w:tcMar>
-            <w:vAlign w:val="center"/>
-          </w:tcPr>
-          <w:p>
-            <w:pPr>
-              <w:jc w:val="left"/>
-            </w:pPr>
-            <w:r>
-              <w:rPr>
-                <w:sz w:val="16"/>
-                <w:szCs w:val="16"/>
-              </w:rPr>
-              <w:t xml:space="preserve">Pemotongan Tumpeng/Kue HUT &amp; Simbolisasi</w:t>
+            <w:tcW w:type="dxa" w:w="3200"/>
+            <w:tcMar>
+              <w:top w:type="dxa" w:w="40"/>
+              <w:left w:type="dxa" w:w="80"/>
+              <w:bottom w:type="dxa" w:w="40"/>
+              <w:right w:type="dxa" w:w="80"/>
+            </w:tcMar>
+            <w:vAlign w:val="center"/>
+          </w:tcPr>
+          <w:p>
+            <w:pPr>
+              <w:jc w:val="left"/>
+            </w:pPr>
+            <w:r>
+              <w:rPr>
+                <w:sz w:val="16"/>
+                <w:szCs w:val="16"/>
+              </w:rPr>
+              <w:t xml:space="preserve">Senin, 28 Sep — pagi</w:t>
+            </w:r>
+          </w:p>
+        </w:tc>
+        <w:tc>
+          <w:tcPr>
+            <w:tcW w:type="dxa" w:w="5826"/>
+            <w:tcMar>
+              <w:top w:type="dxa" w:w="40"/>
+              <w:left w:type="dxa" w:w="80"/>
+              <w:bottom w:type="dxa" w:w="40"/>
+              <w:right w:type="dxa" w:w="80"/>
+            </w:tcMar>
+            <w:vAlign w:val="center"/>
+          </w:tcPr>
+          <w:p>
+            <w:pPr>
+              <w:jc w:val="left"/>
+            </w:pPr>
+            <w:r>
+              <w:rPr>
+                <w:sz w:val="16"/>
+                <w:szCs w:val="16"/>
+              </w:rPr>
+              <w:t xml:space="preserve">Upacara bendera seperti biasa</w:t>
             </w:r>
           </w:p>
         </w:tc>
@@ -1508,7 +1458,7 @@
       <w:tr>
         <w:tc>
           <w:tcPr>
-            <w:tcW w:type="dxa" w:w="2200"/>
+            <w:tcW w:type="dxa" w:w="3200"/>
             <w:shd w:fill="D9E2F3" w:color="auto" w:val="clear"/>
             <w:tcMar>
               <w:top w:type="dxa" w:w="40"/>
@@ -1527,13 +1477,13 @@
                 <w:sz w:val="16"/>
                 <w:szCs w:val="16"/>
               </w:rPr>
-              <w:t xml:space="preserve">09.20–09.30</w:t>
-            </w:r>
-          </w:p>
-        </w:tc>
-        <w:tc>
-          <w:tcPr>
-            <w:tcW w:type="dxa" w:w="6826"/>
+              <w:t xml:space="preserve">Senin, 28 Sep — setelah upacara</w:t>
+            </w:r>
+          </w:p>
+        </w:tc>
+        <w:tc>
+          <w:tcPr>
+            <w:tcW w:type="dxa" w:w="5826"/>
             <w:shd w:fill="D9E2F3" w:color="auto" w:val="clear"/>
             <w:tcMar>
               <w:top w:type="dxa" w:w="40"/>
@@ -1552,7 +1502,7 @@
                 <w:sz w:val="16"/>
                 <w:szCs w:val="16"/>
               </w:rPr>
-              <w:t xml:space="preserve">Foto Bersama</w:t>
+              <w:t xml:space="preserve">Ceremonial singkat: sambutan Kepala Sekolah, sambutan Komite, potong tumpeng</w:t>
             </w:r>
           </w:p>
         </w:tc>
@@ -1560,49 +1510,49 @@
       <w:tr>
         <w:tc>
           <w:tcPr>
-            <w:tcW w:type="dxa" w:w="2200"/>
-            <w:tcMar>
-              <w:top w:type="dxa" w:w="40"/>
-              <w:left w:type="dxa" w:w="80"/>
-              <w:bottom w:type="dxa" w:w="40"/>
-              <w:right w:type="dxa" w:w="80"/>
-            </w:tcMar>
-            <w:vAlign w:val="center"/>
-          </w:tcPr>
-          <w:p>
-            <w:pPr>
-              <w:jc w:val="left"/>
-            </w:pPr>
-            <w:r>
-              <w:rPr>
-                <w:sz w:val="16"/>
-                <w:szCs w:val="16"/>
-              </w:rPr>
-              <w:t xml:space="preserve">09.30–12.00</w:t>
-            </w:r>
-          </w:p>
-        </w:tc>
-        <w:tc>
-          <w:tcPr>
-            <w:tcW w:type="dxa" w:w="6826"/>
-            <w:tcMar>
-              <w:top w:type="dxa" w:w="40"/>
-              <w:left w:type="dxa" w:w="80"/>
-              <w:bottom w:type="dxa" w:w="40"/>
-              <w:right w:type="dxa" w:w="80"/>
-            </w:tcMar>
-            <w:vAlign w:val="center"/>
-          </w:tcPr>
-          <w:p>
-            <w:pPr>
-              <w:jc w:val="left"/>
-            </w:pPr>
-            <w:r>
-              <w:rPr>
-                <w:sz w:val="16"/>
-                <w:szCs w:val="16"/>
-              </w:rPr>
-              <w:t xml:space="preserve">Pentas Seni &amp; Bazaar/Pameran (berjalan paralel)</w:t>
+            <w:tcW w:type="dxa" w:w="3200"/>
+            <w:tcMar>
+              <w:top w:type="dxa" w:w="40"/>
+              <w:left w:type="dxa" w:w="80"/>
+              <w:bottom w:type="dxa" w:w="40"/>
+              <w:right w:type="dxa" w:w="80"/>
+            </w:tcMar>
+            <w:vAlign w:val="center"/>
+          </w:tcPr>
+          <w:p>
+            <w:pPr>
+              <w:jc w:val="left"/>
+            </w:pPr>
+            <w:r>
+              <w:rPr>
+                <w:sz w:val="16"/>
+                <w:szCs w:val="16"/>
+              </w:rPr>
+              <w:t xml:space="preserve">Senin, 28 Sep — setelah potong tumpeng</w:t>
+            </w:r>
+          </w:p>
+        </w:tc>
+        <w:tc>
+          <w:tcPr>
+            <w:tcW w:type="dxa" w:w="5826"/>
+            <w:tcMar>
+              <w:top w:type="dxa" w:w="40"/>
+              <w:left w:type="dxa" w:w="80"/>
+              <w:bottom w:type="dxa" w:w="40"/>
+              <w:right w:type="dxa" w:w="80"/>
+            </w:tcMar>
+            <w:vAlign w:val="center"/>
+          </w:tcPr>
+          <w:p>
+            <w:pPr>
+              <w:jc w:val="left"/>
+            </w:pPr>
+            <w:r>
+              <w:rPr>
+                <w:sz w:val="16"/>
+                <w:szCs w:val="16"/>
+              </w:rPr>
+              <w:t xml:space="preserve">Kue ulang tahun (kotak) diserahkan ke perwakilan SD 041 &amp; SMP SNT; tumpeng dibungkus untuk guru SMP 14</w:t>
             </w:r>
           </w:p>
         </w:tc>
@@ -1610,7 +1560,7 @@
       <w:tr>
         <w:tc>
           <w:tcPr>
-            <w:tcW w:type="dxa" w:w="2200"/>
+            <w:tcW w:type="dxa" w:w="3200"/>
             <w:shd w:fill="D9E2F3" w:color="auto" w:val="clear"/>
             <w:tcMar>
               <w:top w:type="dxa" w:w="40"/>
@@ -1629,13 +1579,13 @@
                 <w:sz w:val="16"/>
                 <w:szCs w:val="16"/>
               </w:rPr>
-              <w:t xml:space="preserve">12.00–selesai</w:t>
-            </w:r>
-          </w:p>
-        </w:tc>
-        <w:tc>
-          <w:tcPr>
-            <w:tcW w:type="dxa" w:w="6826"/>
+              <w:t xml:space="preserve">Senin, 28 Sep — selanjutnya</w:t>
+            </w:r>
+          </w:p>
+        </w:tc>
+        <w:tc>
+          <w:tcPr>
+            <w:tcW w:type="dxa" w:w="5826"/>
             <w:shd w:fill="D9E2F3" w:color="auto" w:val="clear"/>
             <w:tcMar>
               <w:top w:type="dxa" w:w="40"/>
@@ -1654,7 +1604,7 @@
                 <w:sz w:val="16"/>
                 <w:szCs w:val="16"/>
               </w:rPr>
-              <w:t xml:space="preserve">Penutupan, Ramah-tamah &amp; Beres-beres</w:t>
+              <w:t xml:space="preserve">KBM berjalan seperti biasa</w:t>
             </w:r>
           </w:p>
         </w:tc>
@@ -1806,7 +1756,7 @@
         <w:sz w:val="13"/>
         <w:szCs w:val="13"/>
       </w:rPr>
-      <w:t xml:space="preserve">Dibacakan pada Rapat Pembentukan &amp; Sosialisasi Panitia — Senin, 31 Agustus 2026</w:t>
+      <w:t xml:space="preserve">Dibacakan pada Rapat Bersama Dewan Guru — Selasa, 1 September 2026</w:t>
     </w:r>
   </w:p>
 </w:ftr>
